--- a/SQL/tecnico - etapa-v/transacciones/evidencias/Evidencia.docx
+++ b/SQL/tecnico - etapa-v/transacciones/evidencias/Evidencia.docx
@@ -161,19 +161,198 @@
       </w:r>
     </w:p>
     <w:p>
+      <w:r>
+        <w:t xml:space="preserve">Error de concurrencia. </w:t>
+      </w:r>
+      <w:r>
+        <w:t>Éxito</w:t>
+      </w:r>
+    </w:p>
+    <w:p/>
+    <w:p>
       <w:pPr>
         <w:rPr>
           <w:u w:val="single"/>
         </w:rPr>
       </w:pPr>
       <w:r>
-        <w:t xml:space="preserve">Error de concurrencia. </w:t>
-      </w:r>
-      <w:proofErr w:type="spellStart"/>
-      <w:r>
-        <w:t>Exito</w:t>
-      </w:r>
-      <w:proofErr w:type="spellEnd"/>
+        <w:t>Ejecutamos el script</w:t>
+      </w:r>
+      <w:r>
+        <w:t xml:space="preserve"> de la segunda transacción.</w:t>
+      </w:r>
+    </w:p>
+    <w:p>
+      <w:pPr>
+        <w:rPr>
+          <w:u w:val="single"/>
+        </w:rPr>
+      </w:pPr>
+      <w:r>
+        <w:rPr>
+          <w:u w:val="single"/>
+        </w:rPr>
+        <w:drawing>
+          <wp:inline distT="0" distB="0" distL="0" distR="0" wp14:anchorId="4F005C5B" wp14:editId="00502168">
+            <wp:extent cx="5400040" cy="3467735"/>
+            <wp:effectExtent l="0" t="0" r="0" b="0"/>
+            <wp:docPr id="4" name="Imagen 4"/>
+            <wp:cNvGraphicFramePr>
+              <a:graphicFrameLocks xmlns:a="http://schemas.openxmlformats.org/drawingml/2006/main" noChangeAspect="1"/>
+            </wp:cNvGraphicFramePr>
+            <a:graphic xmlns:a="http://schemas.openxmlformats.org/drawingml/2006/main">
+              <a:graphicData uri="http://schemas.openxmlformats.org/drawingml/2006/picture">
+                <pic:pic xmlns:pic="http://schemas.openxmlformats.org/drawingml/2006/picture">
+                  <pic:nvPicPr>
+                    <pic:cNvPr id="1" name=""/>
+                    <pic:cNvPicPr/>
+                  </pic:nvPicPr>
+                  <pic:blipFill>
+                    <a:blip r:embed="rId7"/>
+                    <a:stretch>
+                      <a:fillRect/>
+                    </a:stretch>
+                  </pic:blipFill>
+                  <pic:spPr>
+                    <a:xfrm>
+                      <a:off x="0" y="0"/>
+                      <a:ext cx="5400040" cy="3467735"/>
+                    </a:xfrm>
+                    <a:prstGeom prst="rect">
+                      <a:avLst/>
+                    </a:prstGeom>
+                  </pic:spPr>
+                </pic:pic>
+              </a:graphicData>
+            </a:graphic>
+          </wp:inline>
+        </w:drawing>
+      </w:r>
+    </w:p>
+    <w:p>
+      <w:pPr>
+        <w:tabs>
+          <w:tab w:val="left" w:pos="2304"/>
+        </w:tabs>
+        <w:rPr>
+          <w:u w:val="single"/>
+        </w:rPr>
+      </w:pPr>
+      <w:r>
+        <w:t xml:space="preserve">Ejecuto tarea </w:t>
+      </w:r>
+      <w:r>
+        <w:t>2 y sale el error.</w:t>
+      </w:r>
+    </w:p>
+    <w:p>
+      <w:pPr>
+        <w:rPr>
+          <w:u w:val="single"/>
+        </w:rPr>
+      </w:pPr>
+      <w:r>
+        <w:rPr>
+          <w:u w:val="single"/>
+        </w:rPr>
+        <w:lastRenderedPageBreak/>
+        <w:drawing>
+          <wp:inline distT="0" distB="0" distL="0" distR="0" wp14:anchorId="65D32E40" wp14:editId="17C086DF">
+            <wp:extent cx="5400040" cy="4507865"/>
+            <wp:effectExtent l="0" t="0" r="0" b="6985"/>
+            <wp:docPr id="5" name="Imagen 5"/>
+            <wp:cNvGraphicFramePr>
+              <a:graphicFrameLocks xmlns:a="http://schemas.openxmlformats.org/drawingml/2006/main" noChangeAspect="1"/>
+            </wp:cNvGraphicFramePr>
+            <a:graphic xmlns:a="http://schemas.openxmlformats.org/drawingml/2006/main">
+              <a:graphicData uri="http://schemas.openxmlformats.org/drawingml/2006/picture">
+                <pic:pic xmlns:pic="http://schemas.openxmlformats.org/drawingml/2006/picture">
+                  <pic:nvPicPr>
+                    <pic:cNvPr id="1" name=""/>
+                    <pic:cNvPicPr/>
+                  </pic:nvPicPr>
+                  <pic:blipFill>
+                    <a:blip r:embed="rId8"/>
+                    <a:stretch>
+                      <a:fillRect/>
+                    </a:stretch>
+                  </pic:blipFill>
+                  <pic:spPr>
+                    <a:xfrm>
+                      <a:off x="0" y="0"/>
+                      <a:ext cx="5400040" cy="4507865"/>
+                    </a:xfrm>
+                    <a:prstGeom prst="rect">
+                      <a:avLst/>
+                    </a:prstGeom>
+                  </pic:spPr>
+                </pic:pic>
+              </a:graphicData>
+            </a:graphic>
+          </wp:inline>
+        </w:drawing>
+      </w:r>
+    </w:p>
+    <w:p>
+      <w:r>
+        <w:t>Vemos que</w:t>
+      </w:r>
+      <w:r>
+        <w:t xml:space="preserve"> efectivamente</w:t>
+      </w:r>
+      <w:r>
+        <w:t xml:space="preserve"> no se agregó</w:t>
+      </w:r>
+      <w:r>
+        <w:t>.</w:t>
+      </w:r>
+    </w:p>
+    <w:p>
+      <w:pPr>
+        <w:rPr>
+          <w:u w:val="single"/>
+        </w:rPr>
+      </w:pPr>
+      <w:r>
+        <w:rPr>
+          <w:u w:val="single"/>
+        </w:rPr>
+        <w:drawing>
+          <wp:inline distT="0" distB="0" distL="0" distR="0" wp14:anchorId="53DC364E" wp14:editId="5F015C50">
+            <wp:extent cx="5400040" cy="2053590"/>
+            <wp:effectExtent l="0" t="0" r="0" b="3810"/>
+            <wp:docPr id="6" name="Imagen 6"/>
+            <wp:cNvGraphicFramePr>
+              <a:graphicFrameLocks xmlns:a="http://schemas.openxmlformats.org/drawingml/2006/main" noChangeAspect="1"/>
+            </wp:cNvGraphicFramePr>
+            <a:graphic xmlns:a="http://schemas.openxmlformats.org/drawingml/2006/main">
+              <a:graphicData uri="http://schemas.openxmlformats.org/drawingml/2006/picture">
+                <pic:pic xmlns:pic="http://schemas.openxmlformats.org/drawingml/2006/picture">
+                  <pic:nvPicPr>
+                    <pic:cNvPr id="1" name=""/>
+                    <pic:cNvPicPr/>
+                  </pic:nvPicPr>
+                  <pic:blipFill>
+                    <a:blip r:embed="rId9"/>
+                    <a:stretch>
+                      <a:fillRect/>
+                    </a:stretch>
+                  </pic:blipFill>
+                  <pic:spPr>
+                    <a:xfrm>
+                      <a:off x="0" y="0"/>
+                      <a:ext cx="5400040" cy="2053590"/>
+                    </a:xfrm>
+                    <a:prstGeom prst="rect">
+                      <a:avLst/>
+                    </a:prstGeom>
+                  </pic:spPr>
+                </pic:pic>
+              </a:graphicData>
+            </a:graphic>
+          </wp:inline>
+        </w:drawing>
+      </w:r>
     </w:p>
     <w:sectPr>
       <w:pgSz w:w="11906" w:h="16838"/>
